--- a/2Lost2Love/2Lost2Love.docx
+++ b/2Lost2Love/2Lost2Love.docx
@@ -4,119 +4,466 @@
   <w:body>
     <w:p/>
     <w:p/>
-    <w:p/>
-    <w:p/>
-    <w:p>
-      <w:pPr>
-        <w:rPr>
-          <w:rFonts w:hint="default"/>
-        </w:rPr>
-      </w:pPr>
-      <w:r>
-        <w:t>There</w:t>
-      </w:r>
-      <w:r>
-        <w:rPr>
-          <w:rFonts w:hint="default"/>
-        </w:rPr>
-        <w:t>’s a knot in my neck Crick in my back</w:t>
-      </w:r>
-    </w:p>
-    <w:p>
-      <w:pPr>
-        <w:rPr>
-          <w:rFonts w:hint="default"/>
-        </w:rPr>
-      </w:pPr>
-      <w:r>
-        <w:rPr>
-          <w:rFonts w:hint="default"/>
-        </w:rPr>
-        <w:t xml:space="preserve">Drink a </w:t>
-      </w:r>
-      <w:r>
-        <w:rPr>
-          <w:rFonts w:hint="default"/>
-        </w:rPr>
-        <w:t xml:space="preserve">bottle </w:t>
-      </w:r>
-      <w:r>
-        <w:rPr>
-          <w:rFonts w:hint="default"/>
-        </w:rPr>
-        <w:t>of wine next day feel I’ve been smoking crack</w:t>
-      </w:r>
-    </w:p>
-    <w:p>
-      <w:pPr>
-        <w:rPr>
-          <w:rFonts w:hint="default"/>
-        </w:rPr>
-      </w:pPr>
-      <w:r>
-        <w:rPr>
-          <w:rFonts w:hint="default"/>
-        </w:rPr>
-        <w:t>Pulled a muscle in my but just crossing the road</w:t>
-      </w:r>
-    </w:p>
-    <w:p>
-      <w:pPr>
-        <w:rPr>
-          <w:rFonts w:hint="default"/>
-        </w:rPr>
-      </w:pPr>
-      <w:r>
-        <w:rPr>
-          <w:rFonts w:hint="default"/>
-        </w:rPr>
-        <w:t>Sometimes I am lost in memory wonder away</w:t>
-      </w:r>
-    </w:p>
-    <w:p>
-      <w:pPr>
-        <w:rPr>
-          <w:rFonts w:hint="default"/>
-        </w:rPr>
-      </w:pPr>
-    </w:p>
-    <w:p>
-      <w:pPr>
-        <w:rPr>
-          <w:rFonts w:hint="default"/>
-        </w:rPr>
-      </w:pPr>
-      <w:r>
-        <w:rPr>
-          <w:rFonts w:hint="default"/>
-        </w:rPr>
-        <w:t>But I am never too lost to love</w:t>
-      </w:r>
-    </w:p>
-    <w:p>
-      <w:pPr>
-        <w:rPr>
-          <w:rFonts w:hint="default"/>
-        </w:rPr>
-      </w:pPr>
-      <w:r>
-        <w:rPr>
-          <w:rFonts w:hint="default"/>
-        </w:rPr>
-        <w:t>Too lost to love you more and more each day</w:t>
-      </w:r>
-    </w:p>
-    <w:p>
-      <w:pPr>
-        <w:rPr>
-          <w:rFonts w:hint="default"/>
-        </w:rPr>
-      </w:pPr>
-      <w:r>
-        <w:rPr>
-          <w:rFonts w:hint="default"/>
-        </w:rPr>
-        <w:t>Too lost to love never too lost to love</w:t>
+    <w:p>
+      <w:pPr>
+        <w:rPr>
+          <w:b/>
+          <w:bCs/>
+          <w:sz w:val="28"/>
+          <w:szCs w:val="36"/>
+        </w:rPr>
+      </w:pPr>
+      <w:r>
+        <w:rPr>
+          <w:b/>
+          <w:bCs/>
+          <w:sz w:val="28"/>
+          <w:szCs w:val="36"/>
+        </w:rPr>
+        <w:t>Too Lost to Love</w:t>
+      </w:r>
+    </w:p>
+    <w:p>
+      <w:pPr>
+        <w:rPr>
+          <w:rFonts w:hint="default"/>
+          <w:sz w:val="18"/>
+          <w:szCs w:val="21"/>
+        </w:rPr>
+      </w:pPr>
+      <w:r>
+        <w:rPr>
+          <w:rFonts w:hint="default"/>
+          <w:sz w:val="18"/>
+          <w:szCs w:val="21"/>
+        </w:rPr>
+        <w:t>1a.  Too fat, too thin, too little, too much but never enough</w:t>
+      </w:r>
+    </w:p>
+    <w:p>
+      <w:pPr>
+        <w:rPr>
+          <w:rFonts w:hint="default"/>
+          <w:sz w:val="18"/>
+          <w:szCs w:val="21"/>
+        </w:rPr>
+      </w:pPr>
+      <w:r>
+        <w:rPr>
+          <w:rFonts w:hint="default"/>
+          <w:sz w:val="18"/>
+          <w:szCs w:val="21"/>
+        </w:rPr>
+        <w:t xml:space="preserve">2a.  </w:t>
+      </w:r>
+      <w:r>
+        <w:rPr>
+          <w:rFonts w:hint="default"/>
+          <w:sz w:val="18"/>
+          <w:szCs w:val="21"/>
+        </w:rPr>
+        <w:t xml:space="preserve">A </w:t>
+      </w:r>
+      <w:r>
+        <w:rPr>
+          <w:rFonts w:hint="default"/>
+          <w:sz w:val="18"/>
+          <w:szCs w:val="21"/>
+        </w:rPr>
+        <w:t xml:space="preserve">lost soul </w:t>
+      </w:r>
+      <w:r>
+        <w:rPr>
+          <w:rFonts w:hint="default"/>
+          <w:sz w:val="18"/>
+          <w:szCs w:val="21"/>
+        </w:rPr>
+        <w:t xml:space="preserve">in </w:t>
+      </w:r>
+      <w:r>
+        <w:rPr>
+          <w:rFonts w:hint="default"/>
+          <w:sz w:val="18"/>
+          <w:szCs w:val="21"/>
+        </w:rPr>
+        <w:t xml:space="preserve">an empty room head in </w:t>
+      </w:r>
+      <w:r>
+        <w:rPr>
+          <w:rFonts w:hint="default"/>
+          <w:sz w:val="18"/>
+          <w:szCs w:val="21"/>
+        </w:rPr>
+        <w:t xml:space="preserve">a </w:t>
+      </w:r>
+      <w:r>
+        <w:rPr>
+          <w:rFonts w:hint="default"/>
+          <w:sz w:val="18"/>
+          <w:szCs w:val="21"/>
+        </w:rPr>
+        <w:t xml:space="preserve">phone lost </w:t>
+      </w:r>
+      <w:r>
+        <w:rPr>
+          <w:rFonts w:hint="default"/>
+          <w:sz w:val="18"/>
+          <w:szCs w:val="21"/>
+        </w:rPr>
+        <w:t xml:space="preserve">and </w:t>
+      </w:r>
+      <w:r>
+        <w:rPr>
+          <w:rFonts w:hint="default"/>
+          <w:sz w:val="18"/>
+          <w:szCs w:val="21"/>
+        </w:rPr>
+        <w:t>alone</w:t>
+      </w:r>
+    </w:p>
+    <w:p>
+      <w:pPr>
+        <w:rPr>
+          <w:rFonts w:hint="default"/>
+          <w:sz w:val="18"/>
+          <w:szCs w:val="21"/>
+        </w:rPr>
+      </w:pPr>
+      <w:r>
+        <w:rPr>
+          <w:rFonts w:hint="default"/>
+          <w:sz w:val="18"/>
+          <w:szCs w:val="21"/>
+        </w:rPr>
+        <w:t xml:space="preserve">3a.  A billion lost souls </w:t>
+      </w:r>
+      <w:r>
+        <w:rPr>
+          <w:rFonts w:hint="default"/>
+          <w:sz w:val="18"/>
+          <w:szCs w:val="21"/>
+        </w:rPr>
+        <w:t xml:space="preserve">in </w:t>
+      </w:r>
+      <w:r>
+        <w:rPr>
+          <w:rFonts w:hint="default"/>
+          <w:sz w:val="18"/>
+          <w:szCs w:val="21"/>
+        </w:rPr>
+        <w:t xml:space="preserve">empty rooms head in their phones lost </w:t>
+      </w:r>
+      <w:r>
+        <w:rPr>
+          <w:rFonts w:hint="default"/>
+          <w:sz w:val="18"/>
+          <w:szCs w:val="21"/>
+        </w:rPr>
+        <w:t xml:space="preserve">and </w:t>
+      </w:r>
+      <w:r>
+        <w:rPr>
+          <w:rFonts w:hint="default"/>
+          <w:sz w:val="18"/>
+          <w:szCs w:val="21"/>
+        </w:rPr>
+        <w:t>alone</w:t>
+      </w:r>
+    </w:p>
+    <w:p>
+      <w:pPr>
+        <w:rPr>
+          <w:rFonts w:hint="default"/>
+          <w:sz w:val="18"/>
+          <w:szCs w:val="21"/>
+        </w:rPr>
+      </w:pPr>
+      <w:r>
+        <w:rPr>
+          <w:rFonts w:hint="default"/>
+          <w:sz w:val="18"/>
+          <w:szCs w:val="21"/>
+        </w:rPr>
+        <w:t xml:space="preserve">4a.  We got to be good to each other, </w:t>
+      </w:r>
+      <w:r>
+        <w:rPr>
+          <w:rFonts w:hint="default"/>
+          <w:sz w:val="18"/>
+          <w:szCs w:val="21"/>
+        </w:rPr>
+        <w:t xml:space="preserve">but </w:t>
+      </w:r>
+      <w:r>
+        <w:rPr>
+          <w:rFonts w:hint="default"/>
+          <w:sz w:val="18"/>
+          <w:szCs w:val="21"/>
+        </w:rPr>
+        <w:t>we’re just not good to each other</w:t>
+      </w:r>
+    </w:p>
+    <w:p>
+      <w:pPr>
+        <w:rPr>
+          <w:rFonts w:hint="default"/>
+          <w:sz w:val="18"/>
+          <w:szCs w:val="21"/>
+        </w:rPr>
+      </w:pPr>
+      <w:r>
+        <w:rPr>
+          <w:rFonts w:hint="default"/>
+          <w:sz w:val="18"/>
+          <w:szCs w:val="21"/>
+        </w:rPr>
+        <w:t>5a.  We got to be good to each other, we’re just not good to each other</w:t>
+      </w:r>
+    </w:p>
+    <w:p>
+      <w:pPr>
+        <w:rPr>
+          <w:rFonts w:hint="default"/>
+        </w:rPr>
+      </w:pPr>
+    </w:p>
+    <w:p>
+      <w:pPr>
+        <w:rPr>
+          <w:rFonts w:hint="default"/>
+          <w:sz w:val="18"/>
+          <w:szCs w:val="21"/>
+        </w:rPr>
+      </w:pPr>
+      <w:r>
+        <w:rPr>
+          <w:rFonts w:hint="default"/>
+          <w:sz w:val="18"/>
+          <w:szCs w:val="21"/>
+        </w:rPr>
+        <w:t>6a.  We’re all lost souls, all lost souls, all lost souls, all lost souls</w:t>
+      </w:r>
+    </w:p>
+    <w:p>
+      <w:pPr>
+        <w:rPr>
+          <w:rFonts w:hint="default"/>
+          <w:sz w:val="18"/>
+          <w:szCs w:val="21"/>
+        </w:rPr>
+      </w:pPr>
+      <w:r>
+        <w:rPr>
+          <w:rFonts w:hint="default"/>
+          <w:sz w:val="18"/>
+          <w:szCs w:val="21"/>
+        </w:rPr>
+        <w:t>7a.  But not too lost, not too lost, not too lost</w:t>
+      </w:r>
+    </w:p>
+    <w:p>
+      <w:pPr>
+        <w:rPr>
+          <w:rFonts w:hint="default"/>
+          <w:sz w:val="18"/>
+          <w:szCs w:val="21"/>
+        </w:rPr>
+      </w:pPr>
+      <w:r>
+        <w:rPr>
+          <w:rFonts w:hint="default"/>
+          <w:sz w:val="18"/>
+          <w:szCs w:val="21"/>
+        </w:rPr>
+        <w:t>8a.  Too lost to love x (?)</w:t>
+      </w:r>
+    </w:p>
+    <w:p>
+      <w:pPr>
+        <w:rPr>
+          <w:rFonts w:hint="default"/>
+        </w:rPr>
+      </w:pPr>
+    </w:p>
+    <w:p>
+      <w:pPr>
+        <w:rPr>
+          <w:rFonts w:hint="default"/>
+          <w:sz w:val="18"/>
+          <w:szCs w:val="21"/>
+        </w:rPr>
+      </w:pPr>
+      <w:r>
+        <w:rPr>
+          <w:rFonts w:hint="default"/>
+          <w:sz w:val="18"/>
+          <w:szCs w:val="21"/>
+        </w:rPr>
+        <w:t xml:space="preserve">1b.  You hate, you love, </w:t>
+      </w:r>
+      <w:r>
+        <w:rPr>
+          <w:rFonts w:hint="default"/>
+          <w:sz w:val="18"/>
+          <w:szCs w:val="21"/>
+        </w:rPr>
+        <w:t xml:space="preserve">but </w:t>
+      </w:r>
+      <w:r>
+        <w:rPr>
+          <w:rFonts w:hint="default"/>
+          <w:sz w:val="18"/>
+          <w:szCs w:val="21"/>
+        </w:rPr>
+        <w:t>the good</w:t>
+      </w:r>
+      <w:r>
+        <w:rPr>
+          <w:rFonts w:hint="default"/>
+          <w:sz w:val="18"/>
+          <w:szCs w:val="21"/>
+        </w:rPr>
+        <w:t>, the good,</w:t>
+      </w:r>
+      <w:r>
+        <w:rPr>
+          <w:rFonts w:hint="default"/>
+          <w:sz w:val="18"/>
+          <w:szCs w:val="21"/>
+        </w:rPr>
+        <w:t xml:space="preserve"> </w:t>
+      </w:r>
+      <w:r>
+        <w:rPr>
+          <w:rFonts w:hint="default"/>
+          <w:sz w:val="18"/>
+          <w:szCs w:val="21"/>
+        </w:rPr>
+        <w:t>is n</w:t>
+      </w:r>
+      <w:r>
+        <w:rPr>
+          <w:rFonts w:hint="default"/>
+          <w:sz w:val="18"/>
+          <w:szCs w:val="21"/>
+        </w:rPr>
+        <w:t>ever enough</w:t>
+      </w:r>
+    </w:p>
+    <w:p>
+      <w:pPr>
+        <w:rPr>
+          <w:rFonts w:hint="default"/>
+          <w:sz w:val="18"/>
+          <w:szCs w:val="21"/>
+        </w:rPr>
+      </w:pPr>
+      <w:r>
+        <w:rPr>
+          <w:rFonts w:hint="default"/>
+          <w:sz w:val="18"/>
+          <w:szCs w:val="21"/>
+        </w:rPr>
+        <w:t xml:space="preserve">2b.  There’s a loneliness so deep at the root of this world </w:t>
+      </w:r>
+    </w:p>
+    <w:p>
+      <w:pPr>
+        <w:rPr>
+          <w:rFonts w:hint="default"/>
+          <w:sz w:val="18"/>
+          <w:szCs w:val="21"/>
+        </w:rPr>
+      </w:pPr>
+      <w:r>
+        <w:rPr>
+          <w:rFonts w:hint="default"/>
+          <w:sz w:val="18"/>
+          <w:szCs w:val="21"/>
+        </w:rPr>
+        <w:t xml:space="preserve">3b.  </w:t>
+      </w:r>
+      <w:r>
+        <w:rPr>
+          <w:rFonts w:hint="default"/>
+          <w:sz w:val="18"/>
+          <w:szCs w:val="21"/>
+        </w:rPr>
+        <w:t>You</w:t>
+      </w:r>
+      <w:r>
+        <w:rPr>
+          <w:rFonts w:hint="default"/>
+          <w:sz w:val="18"/>
+          <w:szCs w:val="21"/>
+        </w:rPr>
+        <w:t xml:space="preserve"> don’t want to see it.  Don’t want to hear it.  It breath</w:t>
+      </w:r>
+      <w:r>
+        <w:rPr>
+          <w:rFonts w:hint="default"/>
+          <w:sz w:val="18"/>
+          <w:szCs w:val="21"/>
+        </w:rPr>
+        <w:t xml:space="preserve">es a little </w:t>
+      </w:r>
+      <w:r>
+        <w:rPr>
+          <w:rFonts w:hint="default"/>
+          <w:sz w:val="18"/>
+          <w:szCs w:val="21"/>
+        </w:rPr>
+        <w:t>death</w:t>
+      </w:r>
+    </w:p>
+    <w:p>
+      <w:pPr>
+        <w:rPr>
+          <w:rFonts w:hint="default"/>
+          <w:sz w:val="18"/>
+          <w:szCs w:val="21"/>
+        </w:rPr>
+      </w:pPr>
+      <w:r>
+        <w:rPr>
+          <w:rFonts w:hint="default"/>
+          <w:sz w:val="18"/>
+          <w:szCs w:val="21"/>
+        </w:rPr>
+        <w:t xml:space="preserve">4b.  We got to be good to each other, </w:t>
+      </w:r>
+      <w:r>
+        <w:rPr>
+          <w:rFonts w:hint="default"/>
+          <w:sz w:val="18"/>
+          <w:szCs w:val="21"/>
+        </w:rPr>
+        <w:t xml:space="preserve">but </w:t>
+      </w:r>
+      <w:r>
+        <w:rPr>
+          <w:rFonts w:hint="default"/>
+          <w:sz w:val="18"/>
+          <w:szCs w:val="21"/>
+        </w:rPr>
+        <w:t>we’re just not good to each other</w:t>
+      </w:r>
+    </w:p>
+    <w:p>
+      <w:pPr>
+        <w:rPr>
+          <w:rFonts w:hint="default"/>
+          <w:sz w:val="18"/>
+          <w:szCs w:val="21"/>
+        </w:rPr>
+      </w:pPr>
+      <w:r>
+        <w:rPr>
+          <w:rFonts w:hint="default"/>
+          <w:sz w:val="18"/>
+          <w:szCs w:val="21"/>
+        </w:rPr>
+        <w:t>5b.  We got to be good to each other, we’re just not good to each other</w:t>
       </w:r>
       <w:bookmarkStart w:id="0" w:name="_GoBack"/>
       <w:bookmarkEnd w:id="0"/>
@@ -125,106 +472,254 @@
       <w:pPr>
         <w:rPr>
           <w:rFonts w:hint="default"/>
-        </w:rPr>
-      </w:pPr>
-    </w:p>
-    <w:p>
-      <w:pPr>
-        <w:rPr>
-          <w:rFonts w:hint="default"/>
-        </w:rPr>
-      </w:pPr>
-      <w:r>
-        <w:t>If they taken my daughter I</w:t>
-      </w:r>
-      <w:r>
-        <w:rPr>
-          <w:rFonts w:hint="default"/>
-        </w:rPr>
-        <w:t>’d have to say</w:t>
-      </w:r>
-    </w:p>
-    <w:p>
-      <w:pPr>
-        <w:rPr>
-          <w:rFonts w:hint="default"/>
-        </w:rPr>
-      </w:pPr>
-      <w:r>
-        <w:rPr>
-          <w:rFonts w:hint="default"/>
-        </w:rPr>
-        <w:t>Keep here she’s more trouble than she’s worth anyway.</w:t>
-      </w:r>
-    </w:p>
-    <w:p>
-      <w:r>
-        <w:t>Liam moves like a panther Has all his own hair</w:t>
-      </w:r>
-    </w:p>
-    <w:p>
-      <w:r>
-        <w:t>I can barely make it up a flight of stairs</w:t>
-      </w:r>
-    </w:p>
-    <w:p>
-      <w:pPr>
-        <w:rPr>
-          <w:rFonts w:hint="default"/>
-        </w:rPr>
-      </w:pPr>
-    </w:p>
-    <w:p>
-      <w:pPr>
-        <w:rPr>
-          <w:rFonts w:hint="default"/>
-        </w:rPr>
-      </w:pPr>
-      <w:r>
-        <w:rPr>
-          <w:rFonts w:hint="default"/>
-        </w:rPr>
-        <w:t>Cos I’m too fucked to fuck</w:t>
-      </w:r>
-    </w:p>
-    <w:p>
-      <w:pPr>
-        <w:rPr>
-          <w:rFonts w:hint="default"/>
-        </w:rPr>
-      </w:pPr>
-      <w:r>
-        <w:rPr>
-          <w:rFonts w:hint="default"/>
-        </w:rPr>
-        <w:t>Too fucked up, broke down old to fuck</w:t>
-      </w:r>
-    </w:p>
-    <w:p>
-      <w:pPr>
-        <w:rPr>
-          <w:rFonts w:hint="default"/>
-        </w:rPr>
-      </w:pPr>
-      <w:r>
-        <w:rPr>
-          <w:rFonts w:hint="default"/>
-        </w:rPr>
-        <w:t>Too fucked to fuck</w:t>
-      </w:r>
-    </w:p>
-    <w:p>
-      <w:pPr>
-        <w:rPr>
-          <w:rFonts w:hint="default"/>
-        </w:rPr>
-      </w:pPr>
-      <w:r>
-        <w:rPr>
-          <w:rFonts w:hint="default"/>
-        </w:rPr>
-        <w:t>Too fucked to fuck</w:t>
-      </w:r>
+          <w:sz w:val="18"/>
+          <w:szCs w:val="21"/>
+        </w:rPr>
+      </w:pPr>
+    </w:p>
+    <w:p>
+      <w:pPr>
+        <w:rPr>
+          <w:rFonts w:hint="default"/>
+          <w:sz w:val="18"/>
+          <w:szCs w:val="21"/>
+        </w:rPr>
+      </w:pPr>
+      <w:r>
+        <w:rPr>
+          <w:rFonts w:hint="default"/>
+          <w:sz w:val="18"/>
+          <w:szCs w:val="21"/>
+        </w:rPr>
+        <w:t>6b.  We’re all lost souls, all lost souls, all lost souls, all lost souls</w:t>
+      </w:r>
+    </w:p>
+    <w:p>
+      <w:pPr>
+        <w:rPr>
+          <w:rFonts w:hint="default"/>
+          <w:sz w:val="18"/>
+          <w:szCs w:val="21"/>
+        </w:rPr>
+      </w:pPr>
+      <w:r>
+        <w:rPr>
+          <w:rFonts w:hint="default"/>
+          <w:sz w:val="18"/>
+          <w:szCs w:val="21"/>
+        </w:rPr>
+        <w:t>7b.  But not too lost, not too lost, not too lost</w:t>
+      </w:r>
+    </w:p>
+    <w:p>
+      <w:pPr>
+        <w:rPr>
+          <w:rFonts w:hint="default"/>
+          <w:sz w:val="18"/>
+          <w:szCs w:val="21"/>
+        </w:rPr>
+      </w:pPr>
+      <w:r>
+        <w:rPr>
+          <w:rFonts w:hint="default"/>
+          <w:sz w:val="18"/>
+          <w:szCs w:val="21"/>
+        </w:rPr>
+        <w:t>8b.  Too lost to love x (?)</w:t>
+      </w:r>
+    </w:p>
+    <w:p>
+      <w:pPr>
+        <w:rPr>
+          <w:rFonts w:hint="default"/>
+          <w:sz w:val="18"/>
+          <w:szCs w:val="21"/>
+        </w:rPr>
+      </w:pPr>
+    </w:p>
+    <w:p>
+      <w:pPr>
+        <w:rPr>
+          <w:rFonts w:hint="default"/>
+          <w:sz w:val="18"/>
+          <w:szCs w:val="21"/>
+        </w:rPr>
+      </w:pPr>
+      <w:r>
+        <w:rPr>
+          <w:rFonts w:hint="default"/>
+          <w:sz w:val="18"/>
+          <w:szCs w:val="21"/>
+        </w:rPr>
+        <w:t>Swept adrift, battered broke, nothing to hold on</w:t>
+      </w:r>
+    </w:p>
+    <w:p>
+      <w:pPr>
+        <w:rPr>
+          <w:rFonts w:hint="default"/>
+          <w:sz w:val="18"/>
+          <w:szCs w:val="21"/>
+        </w:rPr>
+      </w:pPr>
+      <w:r>
+        <w:rPr>
+          <w:rFonts w:hint="default"/>
+          <w:sz w:val="18"/>
+          <w:szCs w:val="21"/>
+        </w:rPr>
+        <w:t>There’s a loneliness so deep at the root of this world, made by</w:t>
+      </w:r>
+    </w:p>
+    <w:p>
+      <w:pPr>
+        <w:rPr>
+          <w:rFonts w:hint="default"/>
+          <w:sz w:val="18"/>
+          <w:szCs w:val="21"/>
+        </w:rPr>
+      </w:pPr>
+      <w:r>
+        <w:rPr>
+          <w:rFonts w:hint="default"/>
+          <w:sz w:val="18"/>
+          <w:szCs w:val="21"/>
+        </w:rPr>
+        <w:t>Prayers to broken stone, love given to an empty room, souls lost to love</w:t>
+      </w:r>
+    </w:p>
+    <w:p>
+      <w:pPr>
+        <w:rPr>
+          <w:rFonts w:hint="default"/>
+          <w:sz w:val="18"/>
+          <w:szCs w:val="21"/>
+        </w:rPr>
+      </w:pPr>
+      <w:r>
+        <w:rPr>
+          <w:rFonts w:hint="default"/>
+          <w:sz w:val="18"/>
+          <w:szCs w:val="21"/>
+        </w:rPr>
+        <w:t>4b.  We got to be good to each other, we’re just not good to each other</w:t>
+      </w:r>
+    </w:p>
+    <w:p>
+      <w:pPr>
+        <w:rPr>
+          <w:rFonts w:hint="default"/>
+          <w:sz w:val="18"/>
+          <w:szCs w:val="21"/>
+        </w:rPr>
+      </w:pPr>
+      <w:r>
+        <w:rPr>
+          <w:rFonts w:hint="default"/>
+          <w:sz w:val="18"/>
+          <w:szCs w:val="21"/>
+        </w:rPr>
+        <w:t>5b.  We got to be good to each other, we’re just not good to each other</w:t>
+      </w:r>
+    </w:p>
+    <w:p>
+      <w:pPr>
+        <w:rPr>
+          <w:rFonts w:hint="default"/>
+          <w:sz w:val="18"/>
+          <w:szCs w:val="21"/>
+        </w:rPr>
+      </w:pPr>
+    </w:p>
+    <w:p>
+      <w:pPr>
+        <w:rPr>
+          <w:rFonts w:hint="default"/>
+          <w:sz w:val="18"/>
+          <w:szCs w:val="21"/>
+        </w:rPr>
+      </w:pPr>
+      <w:r>
+        <w:rPr>
+          <w:rFonts w:hint="default"/>
+          <w:sz w:val="18"/>
+          <w:szCs w:val="21"/>
+        </w:rPr>
+        <w:t>6b.  We’re all lost souls, all lost souls, all lost souls, all lost souls</w:t>
+      </w:r>
+    </w:p>
+    <w:p>
+      <w:pPr>
+        <w:rPr>
+          <w:rFonts w:hint="default"/>
+          <w:sz w:val="18"/>
+          <w:szCs w:val="21"/>
+        </w:rPr>
+      </w:pPr>
+      <w:r>
+        <w:rPr>
+          <w:rFonts w:hint="default"/>
+          <w:sz w:val="18"/>
+          <w:szCs w:val="21"/>
+        </w:rPr>
+        <w:t>7b.  But not too lost, not too lost, not too lost</w:t>
+      </w:r>
+    </w:p>
+    <w:p>
+      <w:pPr>
+        <w:rPr>
+          <w:rFonts w:hint="default"/>
+          <w:sz w:val="18"/>
+          <w:szCs w:val="21"/>
+        </w:rPr>
+      </w:pPr>
+      <w:r>
+        <w:rPr>
+          <w:rFonts w:hint="default"/>
+          <w:sz w:val="18"/>
+          <w:szCs w:val="21"/>
+        </w:rPr>
+        <w:t>8b.  Too lost to love x (?)</w:t>
+      </w:r>
+    </w:p>
+    <w:p>
+      <w:pPr>
+        <w:rPr>
+          <w:rFonts w:hint="default"/>
+          <w:sz w:val="18"/>
+          <w:szCs w:val="21"/>
+        </w:rPr>
+      </w:pPr>
+    </w:p>
+    <w:p>
+      <w:pPr>
+        <w:rPr>
+          <w:rFonts w:hint="default"/>
+          <w:sz w:val="18"/>
+          <w:szCs w:val="21"/>
+        </w:rPr>
+      </w:pPr>
+    </w:p>
+    <w:p>
+      <w:pPr>
+        <w:rPr>
+          <w:rFonts w:hint="default"/>
+        </w:rPr>
+      </w:pPr>
+    </w:p>
+    <w:p>
+      <w:pPr>
+        <w:rPr>
+          <w:rFonts w:hint="default"/>
+        </w:rPr>
+      </w:pPr>
+    </w:p>
+    <w:p>
+      <w:pPr>
+        <w:rPr>
+          <w:rFonts w:hint="default"/>
+        </w:rPr>
+      </w:pPr>
     </w:p>
     <w:p>
       <w:pPr>
